--- a/docs/manuals/QR-AI-Lab-使用手冊.docx
+++ b/docs/manuals/QR-AI-Lab-使用手冊.docx
@@ -5030,7 +5030,7 @@
           <w:sz w:val="21"/>
           <w:szCs w:val="21"/>
         </w:rPr>
-        <w:t xml:space="preserve">家族 vision.yolo，task classification；config.model = yolo11n / s / m、imgsz、epochs；pretrained = true 從模型庫的 yolo11s-cls.pt 微調，false 從頭訓練。</w:t>
+        <w:t xml:space="preserve">家族 vision.yolo，task classification；config.model = yolov8n / s / m、imgsz、epochs；pretrained = true 從模型庫的 yolov8s-cls.pt 微調，false 從頭訓練。</w:t>
       </w:r>
     </w:p>
     <w:p>

--- a/docs/manuals/QR-AI-Lab-使用手冊.docx
+++ b/docs/manuals/QR-AI-Lab-使用手冊.docx
@@ -709,7 +709,7 @@
                 <w:sz w:val="19"/>
                 <w:szCs w:val="19"/>
               </w:rPr>
-              <w:t xml:space="preserve">日常營運：審核申請、重排佇列、強制中斷 / 重新執行 / 刪除任何任務、關閉或刪除討論串；資源池、配額、模型庫只能看</w:t>
+              <w:t xml:space="preserve">日常營運：在專案的「申請」分頁審核、重排佇列、強制中斷 / 重新執行 / 刪除任何任務、關閉或刪除討論串；資源池、配額、模型庫只能看</w:t>
             </w:r>
           </w:p>
         </w:tc>
@@ -737,7 +737,7 @@
                 <w:sz w:val="19"/>
                 <w:szCs w:val="19"/>
               </w:rPr>
-              <w:t xml:space="preserve">系統管理員（superadmin）</w:t>
+              <w:t xml:space="preserve">系統管理員（superadmin，固定一位，由 SUPERADMIN_USERNAME 指定）</w:t>
             </w:r>
           </w:p>
         </w:tc>
@@ -763,7 +763,7 @@
                 <w:sz w:val="19"/>
                 <w:szCs w:val="19"/>
               </w:rPr>
-              <w:t xml:space="preserve">admin 的一切，加上：設定總資源池、調專案配額、刪除專案、上傳 / 匯入模型庫權重、調整每個人的系統角色、強制釋放 GPU 顯存</w:t>
+              <w:t xml:space="preserve">admin 的一切，加上：設定總資源池與工具池、在專案「設定」分頁調配額、刪除專案、上傳 / 匯入模型庫權重、把使用者設成 admin / user、強制釋放 GPU 顯存</w:t>
             </w:r>
           </w:p>
         </w:tc>
@@ -779,7 +779,7 @@
           <w:sz w:val="21"/>
           <w:szCs w:val="21"/>
         </w:rPr>
-        <w:t xml:space="preserve">登入方式由系統管理員設定：開發 / 過渡期用平台自己的帳號密碼；正式環境按「使用公司帳號登入（Keycloak）」走公司單一登入，第一次登入會自動建立帳號，角色由 Keycloak 的群組對應或由系統管理員在「使用者」頁指定。</w:t>
+        <w:t xml:space="preserve">登入方式由系統管理員設定：開發 / 過渡期用平台自己的帳號密碼；正式環境按「使用公司帳號登入（Keycloak）」走公司單一登入，第一次登入會自動建立帳號（Keycloak 只提供身分），角色由系統管理員在「使用者」頁指定。</w:t>
       </w:r>
     </w:p>
     <w:p>
@@ -1014,7 +1014,7 @@
       <w:r>
         <w:drawing>
           <wp:inline distT="0" distB="0" distL="0" distR="0">
-            <wp:extent cx="4191000" cy="4219575"/>
+            <wp:extent cx="4191000" cy="3076575"/>
             <wp:effectExtent t="0" r="0" b="0" l="0"/>
             <wp:docPr id="1" name="" descr="" title=""/>
             <wp:cNvGraphicFramePr>
@@ -1039,7 +1039,7 @@
                   <pic:spPr bwMode="auto">
                     <a:xfrm>
                       <a:off x="0" y="0"/>
-                      <a:ext cx="4191000" cy="4219575"/>
+                      <a:ext cx="4191000" cy="3076575"/>
                     </a:xfrm>
                     <a:prstGeom prst="rect">
                       <a:avLst/>
@@ -1077,7 +1077,7 @@
       <w:r>
         <w:drawing>
           <wp:inline distT="0" distB="0" distL="0" distR="0">
-            <wp:extent cx="4191000" cy="5172075"/>
+            <wp:extent cx="4191000" cy="2828925"/>
             <wp:effectExtent t="0" r="0" b="0" l="0"/>
             <wp:docPr id="1" name="" descr="" title=""/>
             <wp:cNvGraphicFramePr>
@@ -1102,7 +1102,7 @@
                   <pic:spPr bwMode="auto">
                     <a:xfrm>
                       <a:off x="0" y="0"/>
-                      <a:ext cx="4191000" cy="5172075"/>
+                      <a:ext cx="4191000" cy="2828925"/>
                     </a:xfrm>
                     <a:prstGeom prst="rect">
                       <a:avLst/>
@@ -3407,7 +3407,7 @@
           <w:sz w:val="21"/>
           <w:szCs w:val="21"/>
         </w:rPr>
-        <w:t xml:space="preserve">左側選單「資料前處理」：不需要專案也能用。選資料類型 → 上傳檔案 → 加入步驟並抽樣預覽（即時，只取樣）→ 「建立前處理任務」。整個檔案的處理是你個人工作區裡的任務：和其他任務一樣排隊、受配額限制、有即時 log；完成後到任務頁下載 zip（processed.csv / .npy / images/、pipeline.json、summary.json）。上傳檔在任務結束時刪除，結果 zip 下載一次就刪、沒下載的在管理員設定的時間（預設 24 小時）後刪。</w:t>
+        <w:t xml:space="preserve">左側選單「資料前處理」：不需要專案也能用。選資料類型 → 上傳檔案 → 加入步驟並抽樣預覽（即時，只取樣）→ 「建立前處理任務」。整個檔案的處理是公共工具池裡的任務（不佔用任何專案的配額，每人同時有數量上限）：和其他任務一樣排隊、有即時 log；完成後到「工具」裡的任務頁下載 zip（processed.csv / .npy / images/、pipeline.json、summary.json）。上傳檔在任務結束時刪除，結果 zip 下載一次就刪、沒下載的在管理員設定的時間（預設 24 小時）後刪。</w:t>
       </w:r>
     </w:p>
     <w:p>
@@ -3418,7 +3418,7 @@
       <w:r>
         <w:drawing>
           <wp:inline distT="0" distB="0" distL="0" distR="0">
-            <wp:extent cx="4191000" cy="5400675"/>
+            <wp:extent cx="4191000" cy="4295775"/>
             <wp:effectExtent t="0" r="0" b="0" l="0"/>
             <wp:docPr id="1" name="" descr="" title=""/>
             <wp:cNvGraphicFramePr>
@@ -3443,7 +3443,7 @@
                   <pic:spPr bwMode="auto">
                     <a:xfrm>
                       <a:off x="0" y="0"/>
-                      <a:ext cx="4191000" cy="5400675"/>
+                      <a:ext cx="4191000" cy="4295775"/>
                     </a:xfrm>
                     <a:prstGeom prst="rect">
                       <a:avLst/>
@@ -3574,7 +3574,7 @@
       <w:r>
         <w:drawing>
           <wp:inline distT="0" distB="0" distL="0" distR="0">
-            <wp:extent cx="4191000" cy="7419975"/>
+            <wp:extent cx="4191000" cy="6810375"/>
             <wp:effectExtent t="0" r="0" b="0" l="0"/>
             <wp:docPr id="1" name="" descr="" title=""/>
             <wp:cNvGraphicFramePr>
@@ -3599,7 +3599,7 @@
                   <pic:spPr bwMode="auto">
                     <a:xfrm>
                       <a:off x="0" y="0"/>
-                      <a:ext cx="4191000" cy="7419975"/>
+                      <a:ext cx="4191000" cy="6810375"/>
                     </a:xfrm>
                     <a:prstGeom prst="rect">
                       <a:avLst/>
@@ -3637,7 +3637,7 @@
       <w:r>
         <w:drawing>
           <wp:inline distT="0" distB="0" distL="0" distR="0">
-            <wp:extent cx="4191000" cy="7058025"/>
+            <wp:extent cx="4191000" cy="6448425"/>
             <wp:effectExtent t="0" r="0" b="0" l="0"/>
             <wp:docPr id="1" name="" descr="" title=""/>
             <wp:cNvGraphicFramePr>
@@ -3662,7 +3662,7 @@
                   <pic:spPr bwMode="auto">
                     <a:xfrm>
                       <a:off x="0" y="0"/>
-                      <a:ext cx="4191000" cy="7058025"/>
+                      <a:ext cx="4191000" cy="6448425"/>
                     </a:xfrm>
                     <a:prstGeom prst="rect">
                       <a:avLst/>
@@ -6288,7 +6288,7 @@
           <w:sz w:val="21"/>
           <w:szCs w:val="21"/>
         </w:rPr>
-        <w:t xml:space="preserve">角色（superadmin）：「使用者」頁直接把人設成 superadmin / admin / user 或停用；不能降級自己，也不能移除最後一位 superadmin。Keycloak 的群組對應到的角色會在登入時覆蓋。</w:t>
+        <w:t xml:space="preserve">角色（superadmin）：「使用者」頁把人設成 admin / user 或停用；superadmin 只有一位，由伺服器設定 SUPERADMIN_USERNAME 指定，介面上不能指派。Keycloak 只提供身分，不決定角色。</w:t>
       </w:r>
     </w:p>
     <w:p>
@@ -6414,7 +6414,7 @@
           <w:sz w:val="21"/>
           <w:szCs w:val="21"/>
         </w:rPr>
-        <w:t xml:space="preserve">專案申請審核（admin 以上）：核准時指定 slug、GPU / CPU / 記憶體 / 儲存配額、同時執行上限與成員。</w:t>
+        <w:t xml:space="preserve">專案申請審核（admin 以上）：專案列表以「申請中 / 審核中」篩選就是待審清單；在專案的「申請」分頁開始審核、核准（設定 GPU / CPU / 記憶體 / 儲存配額、同時執行上限與成員）或退回。工具池（superadmin）：所有人前處理 / 分析任務共用的配額與每人同時上限。</w:t>
       </w:r>
     </w:p>
     <w:p>
@@ -6695,7 +6695,7 @@
       <w:r>
         <w:drawing>
           <wp:inline distT="0" distB="0" distL="0" distR="0">
-            <wp:extent cx="4191000" cy="3562350"/>
+            <wp:extent cx="4191000" cy="3886200"/>
             <wp:effectExtent t="0" r="0" b="0" l="0"/>
             <wp:docPr id="1" name="" descr="" title=""/>
             <wp:cNvGraphicFramePr>
@@ -6720,7 +6720,7 @@
                   <pic:spPr bwMode="auto">
                     <a:xfrm>
                       <a:off x="0" y="0"/>
-                      <a:ext cx="4191000" cy="3562350"/>
+                      <a:ext cx="4191000" cy="3886200"/>
                     </a:xfrm>
                     <a:prstGeom prst="rect">
                       <a:avLst/>
@@ -7367,7 +7367,7 @@
           <w:sz w:val="17"/>
           <w:szCs w:val="17"/>
         </w:rPr>
-        <w:t xml:space="preserve">POST /project-requests                                  專案申請；/{id}/approve 管理員核准</w:t>
+        <w:t xml:space="preserve">POST /projects                                          專案申請（建立 pending 專案）；/{slug}/approve 管理員核准</w:t>
       </w:r>
     </w:p>
     <w:p>

--- a/docs/manuals/QR-AI-Lab-使用手冊.docx
+++ b/docs/manuals/QR-AI-Lab-使用手冊.docx
@@ -5012,7 +5012,7 @@
           <w:sz w:val="26"/>
           <w:szCs w:val="26"/>
         </w:rPr>
-        <w:t xml:space="preserve">5.3 分類：類別固定、資料多 → YOLO 分類</w:t>
+        <w:t xml:space="preserve">5.3 分類：類別固定、每類幾十張以上 → DINOv2 微調</w:t>
       </w:r>
     </w:p>
     <w:p>
@@ -5030,7 +5030,7 @@
           <w:sz w:val="21"/>
           <w:szCs w:val="21"/>
         </w:rPr>
-        <w:t xml:space="preserve">家族 vision.yolo，task classification；config.model = yolov8n / s / m、imgsz、epochs；pretrained = true 從模型庫的 yolov8s-cls.pt 微調，false 從頭訓練。</w:t>
+        <w:t xml:space="preserve">家族 vision.dino_finetune：真的訓練 DINOv2 做分類。config.method = linear 只訓練分類頭（最快）；lora 在注意力層加低秩轉接器一起訓練（SEM / TEM 這類和自然影像差很多的資料用這個，產物只有幾 MB）；full 全參數微調（每類上百張、顯示卡記憶體夠時）。</w:t>
       </w:r>
     </w:p>
     <w:p>
@@ -5048,24 +5048,7 @@
           <w:sz w:val="21"/>
           <w:szCs w:val="21"/>
         </w:rPr>
-        <w:t xml:space="preserve">指標 accuracy、f1_macro；推論 predict 回 prediction、confidence、top5。</w:t>
-      </w:r>
-    </w:p>
-    <w:p>
-      <w:pPr>
-        <w:pStyle w:val="Heading2"/>
-        <w:spacing w:after="120" w:before="280"/>
-      </w:pPr>
-      <w:r>
-        <w:rPr>
-          <w:rFonts w:ascii="Calibri" w:cs="Calibri" w:eastAsia="Microsoft JhengHei" w:hAnsi="Calibri"/>
-          <w:b/>
-          <w:bCs/>
-          <w:color w:val="7C2D12"/>
-          <w:sz w:val="26"/>
-          <w:szCs w:val="26"/>
-        </w:rPr>
-        <w:t xml:space="preserve">5.4 偵測與分割量測</w:t>
+        <w:t xml:space="preserve">其他參數：epochs、lr、rank（LoRA 秩）、batch；自動模式會在 linear / lora 之間搜尋。推論 predict 回 prediction、confidence、top3（config.min_confidence 可讓低信心的回 unknown）；retrieve 找最像的訓練影像；embed 輸出特徵向量。</w:t>
       </w:r>
     </w:p>
     <w:p>
@@ -5083,7 +5066,24 @@
           <w:sz w:val="21"/>
           <w:szCs w:val="21"/>
         </w:rPr>
-        <w:t xml:space="preserve">YOLO 偵測：推論 detect，每個物件一列（class、confidence、x1 y1 x2 y2）；output/images/ 有標註圖。</w:t>
+        <w:t xml:space="preserve">few-shot 與微調怎麼選：類別會一直增加、每類只有幾張 → few-shot；類別固定、每類幾十張以上、要更準 → 微調。</w:t>
+      </w:r>
+    </w:p>
+    <w:p>
+      <w:pPr>
+        <w:pStyle w:val="Heading2"/>
+        <w:spacing w:after="120" w:before="280"/>
+      </w:pPr>
+      <w:r>
+        <w:rPr>
+          <w:rFonts w:ascii="Calibri" w:cs="Calibri" w:eastAsia="Microsoft JhengHei" w:hAnsi="Calibri"/>
+          <w:b/>
+          <w:bCs/>
+          <w:color w:val="7C2D12"/>
+          <w:sz w:val="26"/>
+          <w:szCs w:val="26"/>
+        </w:rPr>
+        <w:t xml:space="preserve">5.4 分類：類別固定、資料多 → YOLO 分類</w:t>
       </w:r>
     </w:p>
     <w:p>
@@ -5101,24 +5101,7 @@
           <w:sz w:val="21"/>
           <w:szCs w:val="21"/>
         </w:rPr>
-        <w:t xml:space="preserve">YOLO 分割：推論 segment 或 measure；measure 多給 area_px、width_px、height_px、equiv_diameter_px，config.pixel_size（每像素的實際長度，例如 2.5 nm）會再給 *_phys 欄。</w:t>
-      </w:r>
-    </w:p>
-    <w:p>
-      <w:pPr>
-        <w:pStyle w:val="Heading2"/>
-        <w:spacing w:after="120" w:before="280"/>
-      </w:pPr>
-      <w:r>
-        <w:rPr>
-          <w:rFonts w:ascii="Calibri" w:cs="Calibri" w:eastAsia="Microsoft JhengHei" w:hAnsi="Calibri"/>
-          <w:b/>
-          <w:bCs/>
-          <w:color w:val="7C2D12"/>
-          <w:sz w:val="26"/>
-          <w:szCs w:val="26"/>
-        </w:rPr>
-        <w:t xml:space="preserve">5.5 只有良品影像 → PatchCore 異常偵測</w:t>
+        <w:t xml:space="preserve">家族 vision.yolo，task classification；config.model = yolov8n / s / m、imgsz、epochs；pretrained = true 從模型庫的 yolov8s-cls.pt 微調，false 從頭訓練。</w:t>
       </w:r>
     </w:p>
     <w:p>
@@ -5136,7 +5119,7 @@
           <w:sz w:val="21"/>
           <w:szCs w:val="21"/>
         </w:rPr>
-        <w:t xml:space="preserve">家族 vision.dino_patchcore（GPU）：正常影像的 patch 特徵建記憶庫；推論 score 回 anomaly_score、is_anomaly、hot_patch_row / col，並輸出 heatmaps/*.png。</w:t>
+        <w:t xml:space="preserve">指標 accuracy、f1_macro；推論 predict 回 prediction、confidence、top5。</w:t>
       </w:r>
     </w:p>
     <w:p>
@@ -5153,7 +5136,95 @@
           <w:sz w:val="26"/>
           <w:szCs w:val="26"/>
         </w:rPr>
-        <w:t xml:space="preserve">5.6 影像品質基準與機台比對（tool matching）</w:t>
+        <w:t xml:space="preserve">5.5 偵測與分割量測</w:t>
+      </w:r>
+    </w:p>
+    <w:p>
+      <w:pPr>
+        <w:pStyle w:val="ListParagraph"/>
+        <w:numPr>
+          <w:ilvl w:val="0"/>
+          <w:numId w:val="5"/>
+        </w:numPr>
+        <w:spacing w:after="60"/>
+      </w:pPr>
+      <w:r>
+        <w:rPr>
+          <w:rFonts w:ascii="Calibri" w:cs="Calibri" w:eastAsia="Microsoft JhengHei" w:hAnsi="Calibri"/>
+          <w:sz w:val="21"/>
+          <w:szCs w:val="21"/>
+        </w:rPr>
+        <w:t xml:space="preserve">YOLO 偵測：推論 detect，每個物件一列（class、confidence、x1 y1 x2 y2）；output/images/ 有標註圖。</w:t>
+      </w:r>
+    </w:p>
+    <w:p>
+      <w:pPr>
+        <w:pStyle w:val="ListParagraph"/>
+        <w:numPr>
+          <w:ilvl w:val="0"/>
+          <w:numId w:val="5"/>
+        </w:numPr>
+        <w:spacing w:after="60"/>
+      </w:pPr>
+      <w:r>
+        <w:rPr>
+          <w:rFonts w:ascii="Calibri" w:cs="Calibri" w:eastAsia="Microsoft JhengHei" w:hAnsi="Calibri"/>
+          <w:sz w:val="21"/>
+          <w:szCs w:val="21"/>
+        </w:rPr>
+        <w:t xml:space="preserve">YOLO 分割：推論 segment 或 measure；measure 多給 area_px、width_px、height_px、equiv_diameter_px，config.pixel_size（每像素的實際長度，例如 2.5 nm）會再給 *_phys 欄。</w:t>
+      </w:r>
+    </w:p>
+    <w:p>
+      <w:pPr>
+        <w:pStyle w:val="Heading2"/>
+        <w:spacing w:after="120" w:before="280"/>
+      </w:pPr>
+      <w:r>
+        <w:rPr>
+          <w:rFonts w:ascii="Calibri" w:cs="Calibri" w:eastAsia="Microsoft JhengHei" w:hAnsi="Calibri"/>
+          <w:b/>
+          <w:bCs/>
+          <w:color w:val="7C2D12"/>
+          <w:sz w:val="26"/>
+          <w:szCs w:val="26"/>
+        </w:rPr>
+        <w:t xml:space="preserve">5.6 只有良品影像 → PatchCore 異常偵測</w:t>
+      </w:r>
+    </w:p>
+    <w:p>
+      <w:pPr>
+        <w:pStyle w:val="ListParagraph"/>
+        <w:numPr>
+          <w:ilvl w:val="0"/>
+          <w:numId w:val="5"/>
+        </w:numPr>
+        <w:spacing w:after="60"/>
+      </w:pPr>
+      <w:r>
+        <w:rPr>
+          <w:rFonts w:ascii="Calibri" w:cs="Calibri" w:eastAsia="Microsoft JhengHei" w:hAnsi="Calibri"/>
+          <w:sz w:val="21"/>
+          <w:szCs w:val="21"/>
+        </w:rPr>
+        <w:t xml:space="preserve">家族 vision.dino_patchcore（GPU）：正常影像的 patch 特徵建記憶庫；推論 score 回 anomaly_score、is_anomaly、hot_patch_row / col，並輸出 heatmaps/*.png。</w:t>
+      </w:r>
+    </w:p>
+    <w:p>
+      <w:pPr>
+        <w:pStyle w:val="Heading2"/>
+        <w:spacing w:after="120" w:before="280"/>
+      </w:pPr>
+      <w:r>
+        <w:rPr>
+          <w:rFonts w:ascii="Calibri" w:cs="Calibri" w:eastAsia="Microsoft JhengHei" w:hAnsi="Calibri"/>
+          <w:b/>
+          <w:bCs/>
+          <w:color w:val="7C2D12"/>
+          <w:sz w:val="26"/>
+          <w:szCs w:val="26"/>
+        </w:rPr>
+        <w:t xml:space="preserve">5.7 影像品質基準與機台比對（tool matching）</w:t>
       </w:r>
     </w:p>
     <w:p>

--- a/docs/manuals/QR-AI-Lab-使用手冊.docx
+++ b/docs/manuals/QR-AI-Lab-使用手冊.docx
@@ -1140,7 +1140,7 @@
       <w:r>
         <w:drawing>
           <wp:inline distT="0" distB="0" distL="0" distR="0">
-            <wp:extent cx="4191000" cy="3524250"/>
+            <wp:extent cx="4191000" cy="2619375"/>
             <wp:effectExtent t="0" r="0" b="0" l="0"/>
             <wp:docPr id="1" name="" descr="" title=""/>
             <wp:cNvGraphicFramePr>
@@ -1165,7 +1165,7 @@
                   <pic:spPr bwMode="auto">
                     <a:xfrm>
                       <a:off x="0" y="0"/>
-                      <a:ext cx="4191000" cy="3524250"/>
+                      <a:ext cx="4191000" cy="2619375"/>
                     </a:xfrm>
                     <a:prstGeom prst="rect">
                       <a:avLst/>
@@ -5048,7 +5048,7 @@
           <w:sz w:val="21"/>
           <w:szCs w:val="21"/>
         </w:rPr>
-        <w:t xml:space="preserve">其他參數：epochs、lr、rank（LoRA 秩）、batch；自動模式會在 linear / lora 之間搜尋。推論 predict 回 prediction、confidence、top3（config.min_confidence 可讓低信心的回 unknown）；retrieve 找最像的訓練影像；embed 輸出特徵向量。</w:t>
+        <w:t xml:space="preserve">其他參數：epochs、lr、rank（LoRA 秩）、batch、augment（訓練時的隨機增強，自己挑：hflip、vflip、rotate90、crop、brightness、contrast；方向有意義的影像不要加翻轉 / 旋轉）；自動模式會在 linear / lora 之間搜尋。推論 predict 回 prediction、confidence、top3（config.min_confidence 可讓低信心的回 unknown）；retrieve 找最像的訓練影像；embed 輸出特徵向量。</w:t>
       </w:r>
     </w:p>
     <w:p>
@@ -6514,7 +6514,7 @@
       <w:r>
         <w:drawing>
           <wp:inline distT="0" distB="0" distL="0" distR="0">
-            <wp:extent cx="4191000" cy="3981450"/>
+            <wp:extent cx="4191000" cy="4067175"/>
             <wp:effectExtent t="0" r="0" b="0" l="0"/>
             <wp:docPr id="1" name="" descr="" title=""/>
             <wp:cNvGraphicFramePr>
@@ -6539,7 +6539,7 @@
                   <pic:spPr bwMode="auto">
                     <a:xfrm>
                       <a:off x="0" y="0"/>
-                      <a:ext cx="4191000" cy="3981450"/>
+                      <a:ext cx="4191000" cy="4067175"/>
                     </a:xfrm>
                     <a:prstGeom prst="rect">
                       <a:avLst/>

--- a/docs/manuals/QR-AI-Lab-使用手冊.docx
+++ b/docs/manuals/QR-AI-Lab-使用手冊.docx
@@ -4415,6 +4415,24 @@
     </w:p>
     <w:p>
       <w:pPr>
+        <w:pStyle w:val="ListParagraph"/>
+        <w:numPr>
+          <w:ilvl w:val="0"/>
+          <w:numId w:val="6"/>
+        </w:numPr>
+        <w:spacing w:after="60"/>
+      </w:pPr>
+      <w:r>
+        <w:rPr>
+          <w:rFonts w:ascii="Calibri" w:cs="Calibri" w:eastAsia="Microsoft JhengHei" w:hAnsi="Calibri"/>
+          <w:sz w:val="21"/>
+          <w:szCs w:val="21"/>
+        </w:rPr>
+        <w:t xml:space="preserve">候選家族：XGBoost、CatBoost（另一個梯度提升樹，小資料與類別欄較穩）、TabPFN（預訓練好的表格 transformer，fit 只是把訓練列放進上下文、沒有超參數要調，幾十到幾千列常常直接最準；權重來自模型庫，&gt; 1 萬列自動跳過）、隨機森林、線性、SVM。</w:t>
+      </w:r>
+    </w:p>
+    <w:p>
+      <w:pPr>
         <w:pStyle w:val="Heading2"/>
         <w:spacing w:after="120" w:before="280"/>
       </w:pPr>
@@ -4941,7 +4959,7 @@
           <w:sz w:val="26"/>
           <w:szCs w:val="26"/>
         </w:rPr>
-        <w:t xml:space="preserve">5.2 分類：bin code 會一直增加 → DINOv2 few-shot</w:t>
+        <w:t xml:space="preserve">5.2 分類：bin code 會一直增加 → DINO few-shot</w:t>
       </w:r>
     </w:p>
     <w:p>
@@ -4959,7 +4977,7 @@
           <w:sz w:val="21"/>
           <w:szCs w:val="21"/>
         </w:rPr>
-        <w:t xml:space="preserve">家族 vision.dino_fewshot：凍結 DINOv2（權重來自模型庫）取特徵，每類存一個原型；每類幾張範例就能用。需要 GPU 1。</w:t>
+        <w:t xml:space="preserve">家族 vision.dino_fewshot：凍結 DINOv2 或 DINOv3（config.backbone = dinov2-small / dinov2-base / dinov3-vits16 / dinov3-vitb16，權重來自模型庫）取特徵，每類存一個原型；每類幾張範例就能用。需要 GPU 1。DINOv3 的 patch 較細、SEM / TEM 紋理通常較穩，但權重是 gated（管理員要先在 Hugging Face 接受授權）。</w:t>
       </w:r>
     </w:p>
     <w:p>
@@ -4977,7 +4995,25 @@
           <w:sz w:val="21"/>
           <w:szCs w:val="21"/>
         </w:rPr>
-        <w:t xml:space="preserve">推論 predict：回最近的類別與相似度；config.min_similarity 可讓低相似度的回 unknown。retrieve：看最像的範例影像，方便人工覆核。</w:t>
+        <w:t xml:space="preserve">推論 predict：回最近的類別與相似度；config.min_similarity 可讓低相似度的回 unknown。retrieve：找最相似 / 最不相似的範例影像，表單可選方向（只找最相似、只找最不相似、兩者都列）與每筆回幾個；最不相似用來找離群或挑下一批要標註的。</w:t>
+      </w:r>
+    </w:p>
+    <w:p>
+      <w:pPr>
+        <w:pStyle w:val="ListParagraph"/>
+        <w:numPr>
+          <w:ilvl w:val="0"/>
+          <w:numId w:val="5"/>
+        </w:numPr>
+        <w:spacing w:after="60"/>
+      </w:pPr>
+      <w:r>
+        <w:rPr>
+          <w:rFonts w:ascii="Calibri" w:cs="Calibri" w:eastAsia="Microsoft JhengHei" w:hAnsi="Calibri"/>
+          <w:sz w:val="21"/>
+          <w:szCs w:val="21"/>
+        </w:rPr>
+        <w:t xml:space="preserve">看模型在看哪裡：predict / retrieve 每張影像都會多一張「模型關注的區塊」疊圖；在結果列點開樣本，疊圖會以可調透明度覆蓋在你瀏覽器裡的原圖上（紅 = 影響判斷最多的位置；只覆蓋模型實際看到的中央區域）。紅色落在背景或資訊列時，先用前處理 image.crop 切掉再訓練。</w:t>
       </w:r>
     </w:p>
     <w:p>
@@ -5012,7 +5048,7 @@
           <w:sz w:val="26"/>
           <w:szCs w:val="26"/>
         </w:rPr>
-        <w:t xml:space="preserve">5.3 分類：類別固定、每類幾十張以上 → DINOv2 微調</w:t>
+        <w:t xml:space="preserve">5.3 分類：類別固定、每類幾十張以上 → DINO 微調</w:t>
       </w:r>
     </w:p>
     <w:p>
@@ -5030,7 +5066,7 @@
           <w:sz w:val="21"/>
           <w:szCs w:val="21"/>
         </w:rPr>
-        <w:t xml:space="preserve">家族 vision.dino_finetune：真的訓練 DINOv2 做分類。config.method = linear 只訓練分類頭（最快）；lora 在注意力層加低秩轉接器一起訓練（SEM / TEM 這類和自然影像差很多的資料用這個，產物只有幾 MB）；full 全參數微調（每類上百張、顯示卡記憶體夠時）。</w:t>
+        <w:t xml:space="preserve">家族 vision.dino_finetune：真的訓練 DINOv2 / DINOv3 做分類。config.method = linear 只訓練分類頭（最快）；lora 在注意力層加低秩轉接器一起訓練（SEM / TEM 這類和自然影像差很多的資料用這個，產物只有幾 MB）；full 全參數微調（每類上百張、顯示卡記憶體夠時）。</w:t>
       </w:r>
     </w:p>
     <w:p>
@@ -5048,7 +5084,7 @@
           <w:sz w:val="21"/>
           <w:szCs w:val="21"/>
         </w:rPr>
-        <w:t xml:space="preserve">其他參數：epochs、lr、rank（LoRA 秩）、batch、augment（訓練時的隨機增強，自己挑：hflip、vflip、rotate90、crop、brightness、contrast；方向有意義的影像不要加翻轉 / 旋轉）；自動模式會在 linear / lora 之間搜尋。推論 predict 回 prediction、confidence、top3（config.min_confidence 可讓低信心的回 unknown）；retrieve 找最像的訓練影像；embed 輸出特徵向量。</w:t>
+        <w:t xml:space="preserve">其他參數：epochs、lr、rank（LoRA 秩）、batch、augment（訓練時的隨機增強，自己挑：hflip、vflip、rotate90、crop、brightness、contrast；方向有意義的影像不要加翻轉 / 旋轉）；自動模式會在 linear / lora 之間搜尋。推論 predict 回 prediction、confidence、top3（config.min_confidence 可讓低信心的回 unknown），並附 Grad-CAM 疊圖（分類頭對每個區塊的貢獻）；retrieve 找最像 / 最不像的訓練影像（可選方向）；embed 輸出特徵向量。</w:t>
       </w:r>
     </w:p>
     <w:p>
@@ -5345,7 +5381,61 @@
           <w:sz w:val="21"/>
           <w:szCs w:val="21"/>
         </w:rPr>
-        <w:t xml:space="preserve">選項：config.z_threshold、config.effect_warn（預設 1）、config.effect_fail（預設 2）、config.alpha（KS 顯著水準，預設 0.01）。</w:t>
+        <w:t xml:space="preserve">該調什麼：17 個指標分成五個面向（對焦 / 清晰度、雜訊、亮度、對比、方向性 / 像散），結果頁的「建議調整」卡片依偏離的面向與方向給出動作（例如比基準模糊 → 重新對焦、校正像散、確認工作距離；方向性不同 → stigmator X / Y、掃描方向）；score 的每一列也有 advice 欄。</w:t>
+      </w:r>
+    </w:p>
+    <w:p>
+      <w:pPr>
+        <w:pStyle w:val="ListParagraph"/>
+        <w:numPr>
+          <w:ilvl w:val="0"/>
+          <w:numId w:val="5"/>
+        </w:numPr>
+        <w:spacing w:after="60"/>
+      </w:pPr>
+      <w:r>
+        <w:rPr>
+          <w:rFonts w:ascii="Calibri" w:cs="Calibri" w:eastAsia="Microsoft JhengHei" w:hAnsi="Calibri"/>
+          <w:sz w:val="21"/>
+          <w:szCs w:val="21"/>
+        </w:rPr>
+        <w:t xml:space="preserve">偏離在哪裡：每張影像有一張「偏離基準最多的區塊」疊圖（偏離最多的指標依 8 × 8 方格著色），點開樣本就疊在原圖上：整張一致 = 機台設定，集中在某一角 = 樣品不平、帶電或掃描問題。</w:t>
+      </w:r>
+    </w:p>
+    <w:p>
+      <w:pPr>
+        <w:pStyle w:val="ListParagraph"/>
+        <w:numPr>
+          <w:ilvl w:val="0"/>
+          <w:numId w:val="5"/>
+        </w:numPr>
+        <w:spacing w:after="60"/>
+      </w:pPr>
+      <w:r>
+        <w:rPr>
+          <w:rFonts w:ascii="Calibri" w:cs="Calibri" w:eastAsia="Microsoft JhengHei" w:hAnsi="Calibri"/>
+          <w:sz w:val="21"/>
+          <w:szCs w:val="21"/>
+        </w:rPr>
+        <w:t xml:space="preserve">同一樣品在兩台機台逐張比對（全參考）：zip 放 golden/（參考機台）與 target/ 兩個資料夾、同檔名，compare 會自動逐張對位後算 PSNR、SSIM、MS-SSIM、GMSD，結果頁多一張「與參考影像逐張比對」卡片（pass / drift / fail），output/paired.csv 逐張；疊圖改成差異最大的區塊。config.paired = false 可關閉。</w:t>
+      </w:r>
+    </w:p>
+    <w:p>
+      <w:pPr>
+        <w:pStyle w:val="ListParagraph"/>
+        <w:numPr>
+          <w:ilvl w:val="0"/>
+          <w:numId w:val="5"/>
+        </w:numPr>
+        <w:spacing w:after="60"/>
+      </w:pPr>
+      <w:r>
+        <w:rPr>
+          <w:rFonts w:ascii="Calibri" w:cs="Calibri" w:eastAsia="Microsoft JhengHei" w:hAnsi="Calibri"/>
+          <w:sz w:val="21"/>
+          <w:szCs w:val="21"/>
+        </w:rPr>
+        <w:t xml:space="preserve">選項：config.z_threshold、config.effect_warn（預設 1）、config.effect_fail（預設 2）、config.alpha（KS 顯著水準，預設 0.01）、config.ssim_warn（0.9）/ ssim_fail（0.7）、config.maps（疊圖，預設開）。</w:t>
       </w:r>
     </w:p>
     <w:p>
@@ -5520,7 +5610,7 @@
           <w:sz w:val="21"/>
           <w:szCs w:val="21"/>
         </w:rPr>
-        <w:t xml:space="preserve">格式：spectrum_csv 寬表（每列一條光譜，欄 = 波長）或 npy（N × T）；可選 spec.label（異常標籤或迴歸目標）。推論時長度不同的光譜會自動重取樣到訓練長度。</w:t>
+        <w:t xml:space="preserve">格式：spectrum_csv 寬表（每列一條光譜，欄 = 波長）或 npy（N × T）；可選 spec.label（異常標籤、迴歸目標或類別）。推論時長度不同的光譜會自動重取樣到訓練長度。</w:t>
       </w:r>
     </w:p>
     <w:p>
@@ -5538,6 +5628,24 @@
           <w:sz w:val="21"/>
           <w:szCs w:val="21"/>
         </w:rPr>
+        <w:t xml:space="preserve">有量測值或類別先用 spectrum.pls：PLS 迴歸（光譜 → CD / 膜厚 / 濃度）與 PLS-DA 分類（PLS 分數 + 邏輯迴歸）；幾十筆就能用、秒級、不用 GPU；config.n_components（自動模式搜 2 … 30）；產物 report/vip.csv 列出每個波長的 VIP（&gt; 1 = 真的在用）。</w:t>
+      </w:r>
+    </w:p>
+    <w:p>
+      <w:pPr>
+        <w:pStyle w:val="ListParagraph"/>
+        <w:numPr>
+          <w:ilvl w:val="0"/>
+          <w:numId w:val="5"/>
+        </w:numPr>
+        <w:spacing w:after="60"/>
+      </w:pPr>
+      <w:r>
+        <w:rPr>
+          <w:rFonts w:ascii="Calibri" w:cs="Calibri" w:eastAsia="Microsoft JhengHei" w:hAnsi="Calibri"/>
+          <w:sz w:val="21"/>
+          <w:szCs w:val="21"/>
+        </w:rPr>
         <w:t xml:space="preserve">家族 spectrum.masked_autoencoder：把光譜切 patch、隨機遮蔽再重建，學到的 embedding 當光譜鑑別器；候補 sequence.patch_autoencoder。</w:t>
       </w:r>
     </w:p>
@@ -5574,7 +5682,7 @@
           <w:sz w:val="21"/>
           <w:szCs w:val="21"/>
         </w:rPr>
-        <w:t xml:space="preserve">光譜 → CD / 膜厚：task regression + spec.label 為量測值；平台在 embedding 上接 Ridge 迴歸頭；推論 predict 回 prediction 與 reconstruction_error（誤差大代表不在訓練分布內，預測值別信）。</w:t>
+        <w:t xml:space="preserve">光譜 → CD / 膜厚（資料多時）：task regression + spec.label 為量測值；自動模式先試 PLS，≥ 500 筆再加入 MAE（embedding 接 Ridge 迴歸頭；推論 predict 多回 reconstruction_error，誤差大代表不在訓練分布內，預測值別信）。</w:t>
       </w:r>
     </w:p>
     <w:p>
@@ -5645,7 +5753,7 @@
           <w:sz w:val="21"/>
           <w:szCs w:val="21"/>
         </w:rPr>
-        <w:t xml:space="preserve">&lt; 300 筆：AutoML 只用 TF-IDF + 邏輯迴歸（tabular.linear，秒級）；≥ 300 筆加入 text.bert_classifier（模型庫的 bert-base-chinese / xlm-roberta-base，需要 GPU）。</w:t>
+        <w:t xml:space="preserve">分類：AutoML 先試 text.qwen_embedding（凍結的 Qwen3-Embedding 向量 + 邏輯迴歸，幾十筆就能用、沒有 GPU 也跑得動）與 TF-IDF + 邏輯迴歸（tabular.linear）；≥ 300 筆再加入 text.bert_classifier（微調 bert-base-chinese / xlm-roberta-base，需要 GPU）。</w:t>
       </w:r>
     </w:p>
     <w:p>
@@ -5663,7 +5771,25 @@
           <w:sz w:val="21"/>
           <w:szCs w:val="21"/>
         </w:rPr>
-        <w:t xml:space="preserve">推論 predict：prediction、confidence、各類機率；embed：CLS 向量。</w:t>
+        <w:t xml:space="preserve">推論 predict：prediction、confidence、各類機率；embed：向量。</w:t>
+      </w:r>
+    </w:p>
+    <w:p>
+      <w:pPr>
+        <w:pStyle w:val="ListParagraph"/>
+        <w:numPr>
+          <w:ilvl w:val="0"/>
+          <w:numId w:val="5"/>
+        </w:numPr>
+        <w:spacing w:after="60"/>
+      </w:pPr>
+      <w:r>
+        <w:rPr>
+          <w:rFonts w:ascii="Calibri" w:cs="Calibri" w:eastAsia="Microsoft JhengHei" w:hAnsi="Calibri"/>
+          <w:sz w:val="21"/>
+          <w:szCs w:val="21"/>
+        </w:rPr>
+        <w:t xml:space="preserve">找相似工單、新型問題：text.qwen_embedding 的 retrieve（可選只找最相似 / 只找最不相似 / 兩者，每筆回幾個；config.reference = self 讓一批工單互比找重複）；task anomaly_detection 時 score 回 novelty 分數（和歷史紀錄都不像 = 新型問題，門檻 = 歷史文字的 P99）。模型只存向量與 id，不存原文。</w:t>
       </w:r>
     </w:p>
     <w:p>
@@ -6467,7 +6593,7 @@
           <w:sz w:val="21"/>
           <w:szCs w:val="21"/>
         </w:rPr>
-        <w:t xml:space="preserve">模型庫（superadmin 才能改）：列出目錄需要的預訓練權重與是否存在，三種帶進來的方式：瀏覽器上傳、伺服器路徑、內網 URL；訓練程序完全離線。</w:t>
+        <w:t xml:space="preserve">模型庫（superadmin 才能改）：列出目錄需要的預訓練權重與是否存在，三種帶進來的方式：瀏覽器上傳、伺服器路徑、內網 URL；訓練程序完全離線。所有權重的來源都是 Hugging Face Hub（YOLO：Ultralytics/YOLOv8；DINOv2 / v3：facebook；BERT；Qwen3-Embedding；TabPFN：Prior-Labs），有網路的機器用 scripts/fetch_model_zoo.py 一次抓齊（DINOv3 為 gated 模型，要先接受授權並設定 HF_TOKEN）。</w:t>
       </w:r>
     </w:p>
     <w:p>

--- a/docs/manuals/QR-AI-Lab-使用手冊.docx
+++ b/docs/manuals/QR-AI-Lab-使用手冊.docx
@@ -6593,7 +6593,7 @@
           <w:sz w:val="21"/>
           <w:szCs w:val="21"/>
         </w:rPr>
-        <w:t xml:space="preserve">模型庫（superadmin 才能改）：列出目錄需要的預訓練權重與是否存在，三種帶進來的方式：瀏覽器上傳、伺服器路徑、內網 URL；訓練程序完全離線。所有權重的來源都是 Hugging Face Hub（YOLO：Ultralytics/YOLOv8；DINOv2 / v3：facebook；BERT；Qwen3-Embedding；TabPFN：Prior-Labs），有網路的機器用 scripts/fetch_model_zoo.py 一次抓齊（DINOv3 為 gated 模型，要先接受授權並設定 HF_TOKEN）。</w:t>
+        <w:t xml:space="preserve">模型庫（superadmin 才能改）：列出目錄需要的預訓練權重與是否存在，三種帶進來的方式：瀏覽器上傳、伺服器路徑、內網 URL；訓練程序完全離線。權重來源以 Hugging Face Hub 為主（YOLO 偵測版：Ultralytics/YOLOv8；DINOv2 / v3：facebook；BERT；Qwen3-Embedding；TabPFN：Prior-Labs；YOLO 的分割 / 分類權重 Hugging Face 沒有，從 ultralytics 的 GitHub release 抓），有網路的機器用 scripts/fetch_model_zoo.py 一次抓齊（DINOv3 為 gated 模型，要先接受授權並設定 HF_TOKEN，或用 --skip 略過）。</w:t>
       </w:r>
     </w:p>
     <w:p>

--- a/docs/manuals/QR-AI-Lab-使用手冊.docx
+++ b/docs/manuals/QR-AI-Lab-使用手冊.docx
@@ -895,7 +895,7 @@
           <w:sz w:val="21"/>
           <w:szCs w:val="21"/>
         </w:rPr>
-        <w:t xml:space="preserve">「專案申請」填題目、資料類型（TABULAR / IMAGE / SEQUENCE / TEXT / SPECTRUM）、任務類型、需要的 GPU / CPU / 記憶體 / 儲存。</w:t>
+        <w:t xml:space="preserve">「專案申請」填題目、資料類型（TABULAR / IMAGE / SEQUENCE / TEXT / SPECTRUM）、任務類型（下拉只列出該資料類型有模型能做的：表格與光譜可做分類 / 迴歸 / 異常偵測，影像可做分類 / 偵測 / 分割 / 異常偵測，序列只有異常偵測，文字是分類 / 異常偵測）、需要的 GPU / CPU / 記憶體 / 儲存。</w:t>
       </w:r>
     </w:p>
     <w:p>
@@ -5137,7 +5137,7 @@
           <w:sz w:val="21"/>
           <w:szCs w:val="21"/>
         </w:rPr>
-        <w:t xml:space="preserve">家族 vision.yolo，task classification；config.model = yolov8n / s / m、imgsz、epochs；pretrained = true 從模型庫的 yolov8s-cls.pt 微調，false 從頭訓練。</w:t>
+        <w:t xml:space="preserve">家族 vision.yolo，task classification；config.model = yolov8n / s / m、imgsz、epochs；pretrained = true 從模型庫的 yolov8s-cls.pt 微調，false 從頭訓練。augment 是多選（hflip、vflip、rotate90、crop、brightness；預設 hflip + crop + brightness），偵測 / 分割任務也一樣。</w:t>
       </w:r>
     </w:p>
     <w:p>

--- a/docs/manuals/QR-AI-Lab-使用手冊.docx
+++ b/docs/manuals/QR-AI-Lab-使用手冊.docx
@@ -4429,6 +4429,24 @@
           <w:szCs w:val="21"/>
         </w:rPr>
         <w:t xml:space="preserve">候選家族：XGBoost、CatBoost（另一個梯度提升樹，小資料與類別欄較穩）、TabPFN（預訓練好的表格 transformer，fit 只是把訓練列放進上下文、沒有超參數要調，幾十到幾千列常常直接最準；權重來自模型庫，&gt; 1 萬列自動跳過）、隨機森林、線性、SVM。</w:t>
+      </w:r>
+    </w:p>
+    <w:p>
+      <w:pPr>
+        <w:pStyle w:val="ListParagraph"/>
+        <w:numPr>
+          <w:ilvl w:val="0"/>
+          <w:numId w:val="6"/>
+        </w:numPr>
+        <w:spacing w:after="60"/>
+      </w:pPr>
+      <w:r>
+        <w:rPr>
+          <w:rFonts w:ascii="Calibri" w:cs="Calibri" w:eastAsia="Microsoft JhengHei" w:hAnsi="Calibri"/>
+          <w:sz w:val="21"/>
+          <w:szCs w:val="21"/>
+        </w:rPr>
+        <w:t xml:space="preserve">記憶體怎麼填：表格任務 2–4 GB 夠；影像 / 深度學習任務主程序就要約 2 GB，每個資料載入 worker 再 0.5 GB，請給 8 GB 以上（配額不夠時平台會自動減少 worker，給 4 GB 跑 YOLO 多半會被記憶體上限中斷）。</w:t>
       </w:r>
     </w:p>
     <w:p>

--- a/docs/manuals/QR-AI-Lab-使用手冊.docx
+++ b/docs/manuals/QR-AI-Lab-使用手冊.docx
@@ -4446,7 +4446,7 @@
           <w:sz w:val="21"/>
           <w:szCs w:val="21"/>
         </w:rPr>
-        <w:t xml:space="preserve">記憶體怎麼填：表格任務 2–4 GB 夠；影像 / 深度學習任務主程序就要約 2 GB，每個資料載入 worker 再 0.5 GB，請給 8 GB 以上（配額不夠時平台會自動減少 worker，給 4 GB 跑 YOLO 多半會被記憶體上限中斷）。</w:t>
+        <w:t xml:space="preserve">記憶體怎麼填：表格任務 2–4 GB 夠；GPU 影像 / 深度學習任務主程序就要約 3 GB，每個資料載入 worker 再 0.75 GB，請給 8 GB 以上。精靈的資源步驟會顯示所選模型的最低需求，低於它不能送出；自動模式會跳過記憶體不夠的候選模型（結果摘要的 skipped_low_memory）。</w:t>
       </w:r>
     </w:p>
     <w:p>

--- a/docs/manuals/QR-AI-Lab-使用手冊.docx
+++ b/docs/manuals/QR-AI-Lab-使用手冊.docx
@@ -3563,7 +3563,7 @@
           <w:sz w:val="21"/>
           <w:szCs w:val="21"/>
         </w:rPr>
-        <w:t xml:space="preserve">左側選單「資料分析」：上傳資料、選分析類型，由任務算出報告。表格資料探勘：欄位概況、相關矩陣與高相關欄位對、VIF 共線性、指定目標欄位後每個欄位的解釋力（互資訊、相關性、隨機森林置換重要度）與疑似洩漏，最後給建議（補值、該丟哪些欄位、適合的模型）。影像品質分析：把不同機台 / 條件的影像放在 zip 的不同子資料夾，報告列出每個 IQA 指標在群組間的飄移比與 p 值、各群組中位數、embedding 的散佈圖與群組相似度、偏離群組的影像，以及該監控哪些指標。</w:t>
+        <w:t xml:space="preserve">左側選單「資料分析」：上傳資料、選分析類型，由任務算出報告。表格資料探勘：欄位概況、相關矩陣與高相關欄位對、VIF 共線性、指定目標欄位後每個欄位的解釋力（互資訊、相關性、隨機森林置換重要度）與疑似洩漏，最後給建議（補值、該丟哪些欄位、適合的模型）。影像品質分析：把不同機台 / 條件的影像放在 zip 的不同子資料夾，報告列出每個 IQA 指標在群組間的飄移比與 p 值、各群組中位數、embedding 的散佈圖與群組相似度、偏離群組的影像，以及該監控哪些指標。開啟「用 DINO embedding」並選骨幹（dinov2-small / dinov2-base / dinov3-vits16 / dinov3-vitb16）後再多兩節：標籤一致性檢查（用最後一層與跨層特徵各猜一次每張影像屬於哪個資料夾，兩種都歸到別處 = 疑似放錯）與各層特徵代表什麼（每層的群組可分性、與亮度 / 對焦 / 雜訊等品質面向的相關，並建議 few-shot / PatchCore 的 layers 該填哪幾層）。</w:t>
       </w:r>
     </w:p>
     <w:p>
@@ -5049,7 +5049,61 @@
           <w:sz w:val="21"/>
           <w:szCs w:val="21"/>
         </w:rPr>
-        <w:t xml:space="preserve">新增 bin code 不用重訓：建立推論任務，config.mode = extend，輸入新類別的資料夾 zip，平台產生新版本模型並設為預設。</w:t>
+        <w:t xml:space="preserve">新增 bin code 不用重訓：建立推論任務，config.mode = extend，輸入新類別的資料夾 zip，平台產生新版本模型並設為預設（分類頭也在快取特徵上重新 fit）。</w:t>
+      </w:r>
+    </w:p>
+    <w:p>
+      <w:pPr>
+        <w:pStyle w:val="ListParagraph"/>
+        <w:numPr>
+          <w:ilvl w:val="0"/>
+          <w:numId w:val="5"/>
+        </w:numPr>
+        <w:spacing w:after="60"/>
+      </w:pPr>
+      <w:r>
+        <w:rPr>
+          <w:rFonts w:ascii="Calibri" w:cs="Calibri" w:eastAsia="Microsoft JhengHei" w:hAnsi="Calibri"/>
+          <w:sz w:val="21"/>
+          <w:szCs w:val="21"/>
+        </w:rPr>
+        <w:t xml:space="preserve">特徵怎麼產生（精靈的下拉選項旁有說明）：layers 讀哪些層（last 最後一層；mid 跨層：DINOv2 6/8/10/12、DINOv3 8/10/12；auto 用支援集自動挑最可分的 1–3 層）、pool（CLS ⊕ patch 平均 / 只 CLS / GeM / 注意力加權）、center = support_mean 去中心化、background = project_out_cls 濾掉整張共有的背景、metric = cosine 或雙曲距離、image_size 224 / 336 / 448。</w:t>
+      </w:r>
+    </w:p>
+    <w:p>
+      <w:pPr>
+        <w:pStyle w:val="ListParagraph"/>
+        <w:numPr>
+          <w:ilvl w:val="0"/>
+          <w:numId w:val="5"/>
+        </w:numPr>
+        <w:spacing w:after="60"/>
+      </w:pPr>
+      <w:r>
+        <w:rPr>
+          <w:rFonts w:ascii="Calibri" w:cs="Calibri" w:eastAsia="Microsoft JhengHei" w:hAnsi="Calibri"/>
+          <w:sz w:val="21"/>
+          <w:szCs w:val="21"/>
+        </w:rPr>
+        <w:t xml:space="preserve">怎麼分類（head）：prototype 最近原型、knn 投票、logistic / svm 分類頭、prototype+logistic（預設，兩者機率平均）。</w:t>
+      </w:r>
+    </w:p>
+    <w:p>
+      <w:pPr>
+        <w:pStyle w:val="ListParagraph"/>
+        <w:numPr>
+          <w:ilvl w:val="0"/>
+          <w:numId w:val="5"/>
+        </w:numPr>
+        <w:spacing w:after="60"/>
+      </w:pPr>
+      <w:r>
+        <w:rPr>
+          <w:rFonts w:ascii="Calibri" w:cs="Calibri" w:eastAsia="Microsoft JhengHei" w:hAnsi="Calibri"/>
+          <w:sz w:val="21"/>
+          <w:szCs w:val="21"/>
+        </w:rPr>
+        <w:t xml:space="preserve">有正常類別時的兩階段缺陷分類：資料夾裡有 good / normal / ok / pass（或參數 normal_class 指定）就自動啟用「正常 patch 庫」：先用正常影像的 patch 判這張正不正常，異常的只拿超過門檻的區塊去分 scratch / void 這些缺陷資料夾；predict 多回 anomaly_score、is_anomaly 與缺陷位置，疊圖就是異常分數。推論 config.normal_bank = off 可暫時關閉。</w:t>
       </w:r>
     </w:p>
     <w:p>
@@ -5102,7 +5156,7 @@
           <w:sz w:val="21"/>
           <w:szCs w:val="21"/>
         </w:rPr>
-        <w:t xml:space="preserve">其他參數：epochs、lr、rank（LoRA 秩）、batch、augment（訓練時的隨機增強，自己挑：hflip、vflip、rotate90、crop、brightness、contrast；方向有意義的影像不要加翻轉 / 旋轉）；自動模式會在 linear / lora 之間搜尋。推論 predict 回 prediction、confidence、top3（config.min_confidence 可讓低信心的回 unknown），並附 Grad-CAM 疊圖（分類頭對每個區塊的貢獻）；retrieve 找最像 / 最不像的訓練影像（可選方向）；embed 輸出特徵向量。</w:t>
+        <w:t xml:space="preserve">其他參數：epochs、lr、rank（LoRA 秩）、batch、augment（訓練時的隨機增強，預設 crop + hflip，自己挑：hflip、vflip、rotate90、crop、brightness、contrast；方向有意義的影像不要加翻轉 / 旋轉；全部不勾 = 完全不增強）、layers / pool / background / image_size（與 few-shot 相同，跨層特徵會一起訓練）；自動模式會在 linear / lora、各種層與「預設增強 / 不增強」之間搜尋。推論 predict 回 prediction、confidence、top3（config.min_confidence 可讓低信心的回 unknown），並附 Grad-CAM 疊圖（分類頭對每個區塊的貢獻）；retrieve 找最像 / 最不像的訓練影像（可選方向）；embed 輸出特徵向量。</w:t>
       </w:r>
     </w:p>
     <w:p>
@@ -5155,7 +5209,7 @@
           <w:sz w:val="21"/>
           <w:szCs w:val="21"/>
         </w:rPr>
-        <w:t xml:space="preserve">家族 vision.yolo，task classification；config.model = yolov8n / s / m、imgsz、epochs；pretrained = true 從模型庫的 yolov8s-cls.pt 微調，false 從頭訓練。augment 是多選（hflip、vflip、rotate90、crop、brightness；預設 hflip + crop + brightness），偵測 / 分割任務也一樣。</w:t>
+        <w:t xml:space="preserve">家族 vision.yolo，task classification；config.model = yolov8n / s / m、imgsz、epochs；pretrained = true 從模型庫的 yolov8s-cls.pt 微調，false 從頭訓練。augment 是多選（hflip、vflip、rotate90、crop、brightness；預設 hflip + crop + brightness；全部不勾時連 YOLO 內建的 mosaic / 色相 / RandAugment 也關），freeze = 10 凍結骨幹只訓練頸部與頭（資料少時較穩）；偵測 / 分割任務也一樣；自動模式會各試「預設增強」與「完全不增強」。</w:t>
       </w:r>
     </w:p>
     <w:p>
@@ -5261,7 +5315,7 @@
           <w:sz w:val="21"/>
           <w:szCs w:val="21"/>
         </w:rPr>
-        <w:t xml:space="preserve">家族 vision.dino_patchcore（GPU）：正常影像的 patch 特徵建記憶庫；推論 score 回 anomaly_score、is_anomaly、hot_patch_row / col，並輸出 heatmaps/*.png。</w:t>
+        <w:t xml:space="preserve">家族 vision.dino_patchcore（GPU）：正常影像的 patch 特徵建記憶庫；推論 score 回 anomaly_score、is_anomaly、hot_patch_row / col，並輸出 heatmaps/*.png。預設讀中後段幾層拼接（layers = mid）再壓回骨幹寬度；小瑕疵把 image_size 拉到 336 / 448，背景都一樣時試 background = project_out_cls。</w:t>
       </w:r>
     </w:p>
     <w:p>

--- a/docs/manuals/QR-AI-Lab-使用手冊.docx
+++ b/docs/manuals/QR-AI-Lab-使用手冊.docx
@@ -5067,7 +5067,7 @@
           <w:sz w:val="21"/>
           <w:szCs w:val="21"/>
         </w:rPr>
-        <w:t xml:space="preserve">特徵怎麼產生（精靈的下拉選項旁有說明）：layers 讀哪些層（last 最後一層；mid 跨層：DINOv2 6/8/10/12、DINOv3 8/10/12；auto 用支援集自動挑最可分的 1–3 層）、pool（CLS ⊕ patch 平均 / 只 CLS / GeM / 注意力加權）、center = support_mean 去中心化、background = project_out_cls 濾掉整張共有的背景、metric = cosine 或雙曲距離、image_size 224 / 336 / 448。</w:t>
+        <w:t xml:space="preserve">特徵怎麼產生（精靈的下拉選項旁有說明）：layers 讀哪些層的 patch 特徵（cross = 第 9 / 10 / 11 層拼接，紋理與缺陷用這個；last = 只讀最後一層），image_size 224 / 336 / 448（小瑕疵用大的）。不用 CLS token。</w:t>
       </w:r>
     </w:p>
     <w:p>
@@ -5085,7 +5085,7 @@
           <w:sz w:val="21"/>
           <w:szCs w:val="21"/>
         </w:rPr>
-        <w:t xml:space="preserve">怎麼分類（head）：prototype 最近原型、knn 投票、logistic / svm 分類頭、prototype+logistic（預設，兩者機率平均）。</w:t>
+        <w:t xml:space="preserve">怎麼分類（head）：auto（預設）在每類不到 10 張時用 prototype（每類一個平均向量比 cosine 相似度），夠多時用 linear（線性分類頭）；同一類有多種長相用 knn；也可選 svm。auto 選了什麼會印在任務 log 與結果頁的 resolved。</w:t>
       </w:r>
     </w:p>
     <w:p>
@@ -5103,7 +5103,7 @@
           <w:sz w:val="21"/>
           <w:szCs w:val="21"/>
         </w:rPr>
-        <w:t xml:space="preserve">有正常類別時的兩階段缺陷分類：資料夾裡有 good / normal / ok / pass（或參數 normal_class 指定）就自動啟用「正常 patch 庫」：先用正常影像的 patch 判這張正不正常，異常的只拿超過門檻的區塊去分 scratch / void 這些缺陷資料夾；predict 多回 anomaly_score、is_anomaly 與缺陷位置，疊圖就是異常分數。推論 config.normal_bank = off 可暫時關閉。</w:t>
+        <w:t xml:space="preserve">有正常類別時的兩階段缺陷分類（patchcore）：資料夾裡有 good / normal / ok / pass（或在 normal_class 填正常資料夾的名字，任何名字都行）就自動啟用：先用正常影像的 patch 庫判這張正不正常，異常的只拿超過門檻的區塊去分 scratch / void 這些缺陷資料夾；predict 多回 anomaly_score、is_anomaly 與缺陷位置，疊圖就是異常分數。score_agg / coreset_ratio / bank_augment 都預設 auto。good 其實只是另一種圖樣時把 patchcore 設 off。</w:t>
       </w:r>
     </w:p>
     <w:p>
@@ -5138,7 +5138,7 @@
           <w:sz w:val="21"/>
           <w:szCs w:val="21"/>
         </w:rPr>
-        <w:t xml:space="preserve">家族 vision.dino_finetune：真的訓練 DINOv2 / DINOv3 做分類。config.method = linear 只訓練分類頭（最快）；lora 在注意力層加低秩轉接器一起訓練（SEM / TEM 這類和自然影像差很多的資料用這個，產物只有幾 MB）；full 全參數微調（每類上百張、顯示卡記憶體夠時）。</w:t>
+        <w:t xml:space="preserve">家族 vision.dino_finetune：LoRA 微調 DINOv2 / DINOv3，在注意力層加低秩轉接器和線性分類頭一起訓練（基底權重不動，產物只有幾 MB）。需要 GPU 1。</w:t>
       </w:r>
     </w:p>
     <w:p>
@@ -5156,7 +5156,7 @@
           <w:sz w:val="21"/>
           <w:szCs w:val="21"/>
         </w:rPr>
-        <w:t xml:space="preserve">其他參數：epochs、lr、rank（LoRA 秩）、batch、augment（訓練時的隨機增強，預設 crop + hflip，自己挑：hflip、vflip、rotate90、crop、brightness、contrast；方向有意義的影像不要加翻轉 / 旋轉；全部不勾 = 完全不增強）、layers / pool / background / image_size（與 few-shot 相同，跨層特徵會一起訓練）；自動模式會在 linear / lora、各種層與「預設增強 / 不增強」之間搜尋。推論 predict 回 prediction、confidence、top3（config.min_confidence 可讓低信心的回 unknown），並附 Grad-CAM 疊圖（分類頭對每個區塊的貢獻）；retrieve 找最像 / 最不像的訓練影像（可選方向）；embed 輸出特徵向量。</w:t>
+        <w:t xml:space="preserve">參數：epochs 與 batch 預設 auto（依資料量與解析度決定）、lr、rank（LoRA 秩）、augment（訓練時的隨機增強，預設 crop + hflip，自己挑：hflip、vflip、rotate90、crop、brightness、contrast；方向有意義的影像不要加翻轉 / 旋轉；全部不勾 = 完全不增強）、layers / image_size（與凍結特徵分類相同）；自動模式會在各種層與「預設增強 / 不增強」之間搜尋。推論 predict 回 prediction、confidence、top3（config.min_confidence 可讓低信心的回 unknown），並附 CAM 疊圖（線性頭權重對每個區塊的貢獻）；retrieve 找最像 / 最不像的訓練影像；embed 輸出特徵向量。</w:t>
       </w:r>
     </w:p>
     <w:p>
@@ -5209,7 +5209,7 @@
           <w:sz w:val="21"/>
           <w:szCs w:val="21"/>
         </w:rPr>
-        <w:t xml:space="preserve">家族 vision.yolo，task classification；config.model = yolov8n / s / m、imgsz、epochs；pretrained = true 從模型庫的 yolov8s-cls.pt 微調，false 從頭訓練。augment 是多選（hflip、vflip、rotate90、crop、brightness；預設 hflip + crop + brightness；全部不勾時連 YOLO 內建的 mosaic / 色相 / RandAugment 也關），freeze = 10 凍結骨幹只訓練頸部與頭（資料少時較穩）；偵測 / 分割任務也一樣；自動模式會各試「預設增強」與「完全不增強」。</w:t>
+        <w:t xml:space="preserve">家族 vision.yolo，task classification；config.model = yolov8n / s / m、imgsz、epochs；pretrained = true 從模型庫的 yolov8s-cls.pt 微調，false 從頭訓練。augment 是多選（hflip、vflip、rotate90、crop、brightness；預設 hflip + crop + brightness；全部不勾時連 YOLO 內建的 mosaic / 色相 / RandAugment 也關），freeze 預設 auto（影像少於 200 張時凍結骨幹只訓練頸部與頭）；偵測 / 分割任務也一樣；自動模式會各試「預設增強」與「完全不增強」。</w:t>
       </w:r>
     </w:p>
     <w:p>
@@ -5315,7 +5315,7 @@
           <w:sz w:val="21"/>
           <w:szCs w:val="21"/>
         </w:rPr>
-        <w:t xml:space="preserve">家族 vision.dino_patchcore（GPU）：正常影像的 patch 特徵建記憶庫；推論 score 回 anomaly_score、is_anomaly、hot_patch_row / col，並輸出 heatmaps/*.png。預設讀中後段幾層拼接（layers = mid）再壓回骨幹寬度；小瑕疵把 image_size 拉到 336 / 448，背景都一樣時試 background = project_out_cls。</w:t>
+        <w:t xml:space="preserve">家族 vision.dino_patchcore（GPU）：正常影像的 patch 特徵建記憶庫；推論 score 回 anomaly_score、is_anomaly、hot_patch_row / col，並輸出 heatmaps/*.png 與疊圖。layers 預設 cross（9 / 10 / 11 層拼接）或 last；score_agg（max = 一個 patch 超標就異常、top1 = 前 1% 平均）、coreset_ratio（記憶庫大小）、bank_augment（正常影像少時翻轉 / 旋轉後也入庫）都預設 auto；小瑕疵把 image_size 拉到 336 / 448，瑕疵比 patch 大時 neighborhood = 3。</w:t>
       </w:r>
     </w:p>
     <w:p>

--- a/docs/manuals/QR-AI-Lab-使用手冊.docx
+++ b/docs/manuals/QR-AI-Lab-使用手冊.docx
@@ -4446,7 +4446,7 @@
           <w:sz w:val="21"/>
           <w:szCs w:val="21"/>
         </w:rPr>
-        <w:t xml:space="preserve">記憶體怎麼填：表格任務 2–4 GB 夠；GPU 影像 / 深度學習任務主程序就要約 3 GB，每個資料載入 worker 再 0.75 GB，請給 8 GB 以上。精靈的資源步驟會顯示所選模型的最低需求，低於它不能送出；自動模式會跳過記憶體不夠的候選模型（結果摘要的 skipped_low_memory）。</w:t>
+        <w:t xml:space="preserve">記憶體怎麼填（沒有硬性下限）：表格任務 2–4 GB 夠；GPU 影像 / 深度學習任務主程序就要約 3 GB，每個資料載入 worker 再 0.75 GB，請給 8 GB 以上。精靈的資源步驟會顯示所選模型的最低需求，低於它不能送出；自動模式會跳過記憶體不夠的候選模型（結果摘要的 skipped_low_memory）。</w:t>
       </w:r>
     </w:p>
     <w:p>
@@ -4977,7 +4977,7 @@
           <w:sz w:val="26"/>
           <w:szCs w:val="26"/>
         </w:rPr>
-        <w:t xml:space="preserve">5.2 分類：bin code 會一直增加 → DINO few-shot</w:t>
+        <w:t xml:space="preserve">5.2 影像分類 → DINO（先決定要不要微調骨幹）</w:t>
       </w:r>
     </w:p>
     <w:p>
@@ -4995,7 +4995,7 @@
           <w:sz w:val="21"/>
           <w:szCs w:val="21"/>
         </w:rPr>
-        <w:t xml:space="preserve">家族 vision.dino_fewshot：凍結 DINOv2 或 DINOv3（config.backbone = dinov2-small / dinov2-base / dinov3-vits16 / dinov3-vitb16，權重來自模型庫）取特徵，每類存一個原型；每類幾張範例就能用。需要 GPU 1。DINOv3 的 patch 較細、SEM / TEM 紋理通常較穩，但權重是 gated（管理員要先在 Hugging Face 接受授權）。</w:t>
+        <w:t xml:space="preserve">家族 vision.dino：精靈會先問「要不要微調骨幹」（不微調 = 凍結預訓練 DINOv2 / DINOv3，每類幾張就能用、幾分鐘完成；LoRA = 在注意力層加低秩轉接器一起訓練，每類幾十張以上、影像和自然影像差很多時用；全參數 = 每類上百張、VRAM 夠時），再選特徵與分類方式（config.backbone = dinov2-small / dinov2-base / dinov3-vits16 / dinov3-vitb16，權重來自模型庫）。需要 GPU 1。DINOv3 的 patch 較細、SEM / TEM 紋理通常較穩，但權重是 gated（管理員要先在 Hugging Face 接受授權）。</w:t>
       </w:r>
     </w:p>
     <w:p>
@@ -5120,7 +5120,7 @@
           <w:sz w:val="26"/>
           <w:szCs w:val="26"/>
         </w:rPr>
-        <w:t xml:space="preserve">5.3 分類：類別固定、每類幾十張以上 → DINO 微調</w:t>
+        <w:t xml:space="preserve">5.3 微調的參數</w:t>
       </w:r>
     </w:p>
     <w:p>
@@ -5138,7 +5138,7 @@
           <w:sz w:val="21"/>
           <w:szCs w:val="21"/>
         </w:rPr>
-        <w:t xml:space="preserve">家族 vision.dino_finetune：LoRA 微調 DINOv2 / DINOv3，在注意力層加低秩轉接器和線性分類頭一起訓練（基底權重不動，產物只有幾 MB）。需要 GPU 1。</w:t>
+        <w:t xml:space="preserve">選了 LoRA 或全參數之後，模型與參數步驟多出 epochs 與 batch（預設 auto，依資料量與解析度決定）、lr、rank（LoRA 秩）、augment（訓練時的隨機增強，預設 crop + hflip；方向有意義的影像不要加翻轉 / 旋轉；全部不勾 = 完全不增強）；全參數再多 backbone_lr。微調完成後特徵、分類頭與 PatchCore 都用微調過的骨幹，新增類別（extend）也不用重訓。</w:t>
       </w:r>
     </w:p>
     <w:p>
@@ -5156,25 +5156,7 @@
           <w:sz w:val="21"/>
           <w:szCs w:val="21"/>
         </w:rPr>
-        <w:t xml:space="preserve">參數：epochs 與 batch 預設 auto（依資料量與解析度決定）、lr、rank（LoRA 秩）、augment（訓練時的隨機增強，預設 crop + hflip，自己挑：hflip、vflip、rotate90、crop、brightness、contrast；方向有意義的影像不要加翻轉 / 旋轉；全部不勾 = 完全不增強）、layers / image_size（與凍結特徵分類相同）；自動模式會在各種層與「預設增強 / 不增強」之間搜尋。推論 predict 回 prediction、confidence、top3（config.min_confidence 可讓低信心的回 unknown），並附 CAM 疊圖（線性頭權重對每個區塊的貢獻）；retrieve 找最像 / 最不像的訓練影像；embed 輸出特徵向量。</w:t>
-      </w:r>
-    </w:p>
-    <w:p>
-      <w:pPr>
-        <w:pStyle w:val="ListParagraph"/>
-        <w:numPr>
-          <w:ilvl w:val="0"/>
-          <w:numId w:val="5"/>
-        </w:numPr>
-        <w:spacing w:after="60"/>
-      </w:pPr>
-      <w:r>
-        <w:rPr>
-          <w:rFonts w:ascii="Calibri" w:cs="Calibri" w:eastAsia="Microsoft JhengHei" w:hAnsi="Calibri"/>
-          <w:sz w:val="21"/>
-          <w:szCs w:val="21"/>
-        </w:rPr>
-        <w:t xml:space="preserve">few-shot 與微調怎麼選：類別會一直增加、每類只有幾張 → few-shot；類別固定、每類幾十張以上、要更準 → 微調。</w:t>
+        <w:t xml:space="preserve">怎麼選：類別會一直增加、每類只有幾張 → 不微調；類別固定、每類幾十張以上、要更準 → LoRA；自動模式會在不微調 / LoRA 之間搜尋。</w:t>
       </w:r>
     </w:p>
     <w:p>

--- a/docs/manuals/QR-AI-Lab-使用手冊.docx
+++ b/docs/manuals/QR-AI-Lab-使用手冊.docx
@@ -4977,7 +4977,7 @@
           <w:sz w:val="26"/>
           <w:szCs w:val="26"/>
         </w:rPr>
-        <w:t xml:space="preserve">5.2 影像分類 → DINO（先決定要不要微調骨幹）</w:t>
+        <w:t xml:space="preserve">5.2 影像分類 → DINO（先選骨幹、決定要不要微調，再選模式）</w:t>
       </w:r>
     </w:p>
     <w:p>
@@ -4995,7 +4995,7 @@
           <w:sz w:val="21"/>
           <w:szCs w:val="21"/>
         </w:rPr>
-        <w:t xml:space="preserve">家族 vision.dino：精靈會先問「要不要微調骨幹」（不微調 = 凍結預訓練 DINOv2 / DINOv3，每類幾張就能用、幾分鐘完成；LoRA = 在注意力層加低秩轉接器一起訓練，每類幾十張以上、影像和自然影像差很多時用；全參數 = 每類上百張、VRAM 夠時），再選特徵與分類方式（config.backbone = dinov2-small / dinov2-base / dinov3-vits16 / dinov3-vitb16，權重來自模型庫）。需要 GPU 1。DINOv3 的 patch 較細、SEM / TEM 紋理通常較穩，但權重是 gated（管理員要先在 Hugging Face 接受授權）。</w:t>
+        <w:t xml:space="preserve">家族 vision.dino：精靈在「模式」之前多一步「骨幹與微調」：先選骨幹權重（dinov2-small / dinov2-base / dinov3-vits16 / dinov3-vitb16，權重來自模型庫；DINOv3 的 patch 較細、SEM / TEM 紋理通常較穩，但權重是 gated，管理員要先在 Hugging Face 接受授權後匯入），再決定要不要微調（不微調 = 凍結預訓練骨幹，每類幾張就能用、幾分鐘完成；LoRA = 在注意力層加低秩轉接器一起訓練，每類幾十張以上、影像和自然影像差很多時用；全參數 = 每類上百張、VRAM 夠時）。接著的「模式」說的是下游：手動 = 自己填特徵與分類方式，自動 = 骨幹與微調固定、只對特徵層 / 分類頭 / 解析度（微調時再加學習率、rank、增強）做搜尋。需要 GPU 1。</w:t>
       </w:r>
     </w:p>
     <w:p>
@@ -5156,7 +5156,7 @@
           <w:sz w:val="21"/>
           <w:szCs w:val="21"/>
         </w:rPr>
-        <w:t xml:space="preserve">怎麼選：類別會一直增加、每類只有幾張 → 不微調；類別固定、每類幾十張以上、要更準 → LoRA；自動模式會在不微調 / LoRA 之間搜尋。</w:t>
+        <w:t xml:space="preserve">怎麼選：類別會一直增加、每類只有幾張 → 不微調；類別固定、每類幾十張以上、要更準 → LoRA。自動模式不會替你決定要不要微調（那是上一步的選擇），只搜尋下游參數。</w:t>
       </w:r>
     </w:p>
     <w:p>
